--- a/lab3/实验报告/实验三_MySQL读写性能测试报告.docx
+++ b/lab3/实验报告/实验三_MySQL读写性能测试报告.docx
@@ -10420,7 +10420,7 @@
           <w:sz w:val="21"/>
           <w:szCs w:val="21"/>
         </w:rPr>
-        <w:t xml:space="preserve">本实验完成了 productdemoaop 的编译打包、Swarm 部署、Prometheus 监控配置和 JMeter 压力测试。所提交 17 组共 175600 次请求的断言失败为 0。第一部分的 9 组（15600 次请求）全部满足“80% 请求在 40 ms 内成功返回”的条件，在相同线程档位下 JPA 写入的平均响应时间约为读取的 2.8–4.0 倍。吞吐上限测试表明，读取最大约 1474–1567 次/秒，写入约 787–820 次/秒，写入上限约为读取的 0.53 倍；两者的瓶颈都是应用节点的 CPU，写入时数据库节点的 CPU 负担约为读取时的 2.4 倍。本实验只测试了 Spring Data JPA 一种持久层实现，未进行与 MyBatis 的对比。原始请求数据、监控记录、JMeter 报告和过程截图均已保存在提交材料中。</w:t>
+        <w:t xml:space="preserve">本实验完成了 productdemoaop 的编译打包、Swarm 部署、Prometheus 监控配置和 JMeter 压力测试。所提交 17 组共 175600 次请求的断言失败为 0。第一部分的 9 组（15600 次请求）全部满足“80% 请求在 40 ms 内成功返回”的条件，在相同线程档位下 JPA 写入的平均响应时间约为读取的 2.8–4.0 倍。吞吐上限测试表明，读取最大约 1474–1567 次/秒，写入约 787–820 次/秒，写入上限约为读取的 0.53 倍；两者的瓶颈都是应用节点的 CPU，写入时数据库节点的 CPU 负担约为读取时的 2.4 倍。原始请求数据、监控记录、JMeter 报告和过程截图均已保存在提交材料中。</w:t>
       </w:r>
     </w:p>
     <w:p>

--- a/lab3/实验报告/实验三_MySQL读写性能测试报告.docx
+++ b/lab3/实验报告/实验三_MySQL读写性能测试报告.docx
@@ -5868,7 +5868,7 @@
           <w:sz w:val="21"/>
           <w:szCs w:val="21"/>
         </w:rPr>
-        <w:t xml:space="preserve">node:cpu_usage_percent 记录规则基于 rate[5m] 计算、每 30 秒评估一次，对只持续约 10 秒的压测几乎没有反应。为观察压测期间的变化，另外导出了基于 irate[10s] 的瞬时 CPU 使用率作为补充，已在 JSON 中单独标注。</w:t>
+        <w:t xml:space="preserve">node:cpu_usage_percent 记录规则基于 rate[5m] 计算、每 30 秒评估一次，对只持续约 10 秒的压测几乎没有反应。为观察压测期间的变化，另外导出了基于 irate[10s] 的瞬时 CPU 使用率作为补充，已在 JSON 中单独标注。spring:jvm_threads_live_threads 同样是每 30 秒计算一次的记录规则，数值变化会滞后最多 30 秒，因此另外导出了应用每 2 秒被抓取一次的原始指标 jvm_threads_live_threads，图和表中的 JVM 线程数均以原始指标为准。</w:t>
       </w:r>
     </w:p>
     <w:p>
@@ -5928,7 +5928,7 @@
           <w:sz w:val="18"/>
           <w:szCs w:val="18"/>
         </w:rPr>
-        <w:t xml:space="preserve">图 3  1300 线程写入期间的 JVM 活跃线程、各节点 CPU（记录规则与 10 秒瞬时值）及内存使用率</w:t>
+        <w:t xml:space="preserve">图 3  1300 线程写入期间的 JVM 活跃线程（原始指标与记录规则）、各节点 CPU（记录规则与 10 秒瞬时值）及内存使用率</w:t>
       </w:r>
     </w:p>
     <w:tbl>
@@ -6463,7 +6463,7 @@
           <w:sz w:val="18"/>
           <w:szCs w:val="18"/>
         </w:rPr>
-        <w:t xml:space="preserve">表 4  压测期间各节点瞬时 CPU 使用率峰值范围（irate 10s）</w:t>
+        <w:t xml:space="preserve">表 4  压测期间各节点瞬时 CPU 使用率峰值范围（irate 10s）与 JVM 活跃线程数</w:t>
       </w:r>
     </w:p>
     <w:p>
@@ -6476,7 +6476,7 @@
           <w:sz w:val="21"/>
           <w:szCs w:val="21"/>
         </w:rPr>
-        <w:t xml:space="preserve">压测期间 JVM 活跃线程始终为 115，说明 Tomcat 预先创建的 100 个空闲线程已足够处理该负载，没有扩充线程池。应用节点 CPU 峰值不超过约 53%，数据库节点在写入时的 CPU 峰值（约 19%–23%）是读取时（约 5%）的 4 倍左右。负载最重的是压测机本身：JMeter 在开始阶段集中创建上千个线程，CPU 瞬时峰值达到 54%–93%。各节点内存使用率在测试前后基本不变。</w:t>
+        <w:t xml:space="preserve">压测期间 JVM 活跃线程始终为 115。这里的“1000–1300 线程”是 JMeter 在压测机上创建的虚拟用户，并不是应用的线程；这些线程在 10 秒内陆续启动、每个只发 1–2 次请求，按每秒约 130–250 个请求、每个请求 2–10 ms 估算，应用同一时刻平均只有约 1 个请求在处理。应用启动时 Tomcat 已预先创建 100 个空闲工作线程，加上 JVM 自身的后台线程共 115 个，足以应付该负载，因此没有新增线程。应用节点 CPU 峰值不超过约 53%，数据库节点在写入时的 CPU 峰值（约 19%–23%）是读取时（约 5%）的 4 倍左右。负载最重的是压测机本身：JMeter 在开始阶段集中创建上千个线程，CPU 瞬时峰值达到 54%–93%。各节点内存使用率在测试前后基本不变。</w:t>
       </w:r>
     </w:p>
     <w:p>
@@ -9958,10 +9958,12 @@
         </w:tblBorders>
       </w:tblPr>
       <w:tblGrid>
+        <w:gridCol w:w="1000"/>
+        <w:gridCol w:w="1000"/>
         <w:gridCol w:w="1800"/>
-        <w:gridCol w:w="2400"/>
-        <w:gridCol w:w="2400"/>
-        <w:gridCol w:w="2426"/>
+        <w:gridCol w:w="1900"/>
+        <w:gridCol w:w="1700"/>
+        <w:gridCol w:w="1626"/>
       </w:tblGrid>
       <w:tr>
         <w:trPr>
@@ -9969,7 +9971,7 @@
         </w:trPr>
         <w:tc>
           <w:tcPr>
-            <w:tcW w:type="dxa" w:w="1800"/>
+            <w:tcW w:type="dxa" w:w="1000"/>
             <w:tcBorders>
               <w:top w:val="single" w:color="BFBFBF" w:sz="4"/>
               <w:left w:val="single" w:color="BFBFBF" w:sz="4"/>
@@ -10002,7 +10004,7 @@
         </w:tc>
         <w:tc>
           <w:tcPr>
-            <w:tcW w:type="dxa" w:w="2400"/>
+            <w:tcW w:type="dxa" w:w="1000"/>
             <w:tcBorders>
               <w:top w:val="single" w:color="BFBFBF" w:sz="4"/>
               <w:left w:val="single" w:color="BFBFBF" w:sz="4"/>
@@ -10029,13 +10031,13 @@
                 <w:sz w:val="18"/>
                 <w:szCs w:val="18"/>
               </w:rPr>
-              <w:t xml:space="preserve">应用 course-node2</w:t>
-            </w:r>
-          </w:p>
-        </w:tc>
-        <w:tc>
-          <w:tcPr>
-            <w:tcW w:type="dxa" w:w="2400"/>
+              <w:t xml:space="preserve">线程数</w:t>
+            </w:r>
+          </w:p>
+        </w:tc>
+        <w:tc>
+          <w:tcPr>
+            <w:tcW w:type="dxa" w:w="1800"/>
             <w:tcBorders>
               <w:top w:val="single" w:color="BFBFBF" w:sz="4"/>
               <w:left w:val="single" w:color="BFBFBF" w:sz="4"/>
@@ -10062,13 +10064,13 @@
                 <w:sz w:val="18"/>
                 <w:szCs w:val="18"/>
               </w:rPr>
-              <w:t xml:space="preserve">数据库 course-node1</w:t>
-            </w:r>
-          </w:p>
-        </w:tc>
-        <w:tc>
-          <w:tcPr>
-            <w:tcW w:type="dxa" w:w="2426"/>
+              <w:t xml:space="preserve">应用 course-node2</w:t>
+            </w:r>
+          </w:p>
+        </w:tc>
+        <w:tc>
+          <w:tcPr>
+            <w:tcW w:type="dxa" w:w="1900"/>
             <w:tcBorders>
               <w:top w:val="single" w:color="BFBFBF" w:sz="4"/>
               <w:left w:val="single" w:color="BFBFBF" w:sz="4"/>
@@ -10095,7 +10097,73 @@
                 <w:sz w:val="18"/>
                 <w:szCs w:val="18"/>
               </w:rPr>
+              <w:t xml:space="preserve">数据库 course-node1</w:t>
+            </w:r>
+          </w:p>
+        </w:tc>
+        <w:tc>
+          <w:tcPr>
+            <w:tcW w:type="dxa" w:w="1700"/>
+            <w:tcBorders>
+              <w:top w:val="single" w:color="BFBFBF" w:sz="4"/>
+              <w:left w:val="single" w:color="BFBFBF" w:sz="4"/>
+              <w:bottom w:val="single" w:color="BFBFBF" w:sz="4"/>
+              <w:right w:val="single" w:color="BFBFBF" w:sz="4"/>
+            </w:tcBorders>
+            <w:shd w:fill="E8EEF5" w:color="auto" w:val="clear"/>
+            <w:tcMar>
+              <w:top w:type="dxa" w:w="50"/>
+              <w:left w:type="dxa" w:w="100"/>
+              <w:bottom w:type="dxa" w:w="50"/>
+              <w:right w:type="dxa" w:w="100"/>
+            </w:tcMar>
+          </w:tcPr>
+          <w:p>
+            <w:pPr>
+              <w:jc w:val="center"/>
+            </w:pPr>
+            <w:r>
+              <w:rPr>
+                <w:rFonts w:ascii="Arial" w:hAnsi="Arial" w:eastAsia="黑体"/>
+                <w:b/>
+                <w:bCs/>
+                <w:sz w:val="18"/>
+                <w:szCs w:val="18"/>
+              </w:rPr>
               <w:t xml:space="preserve">压测机 compiler</w:t>
+            </w:r>
+          </w:p>
+        </w:tc>
+        <w:tc>
+          <w:tcPr>
+            <w:tcW w:type="dxa" w:w="1626"/>
+            <w:tcBorders>
+              <w:top w:val="single" w:color="BFBFBF" w:sz="4"/>
+              <w:left w:val="single" w:color="BFBFBF" w:sz="4"/>
+              <w:bottom w:val="single" w:color="BFBFBF" w:sz="4"/>
+              <w:right w:val="single" w:color="BFBFBF" w:sz="4"/>
+            </w:tcBorders>
+            <w:shd w:fill="E8EEF5" w:color="auto" w:val="clear"/>
+            <w:tcMar>
+              <w:top w:type="dxa" w:w="50"/>
+              <w:left w:type="dxa" w:w="100"/>
+              <w:bottom w:type="dxa" w:w="50"/>
+              <w:right w:type="dxa" w:w="100"/>
+            </w:tcMar>
+          </w:tcPr>
+          <w:p>
+            <w:pPr>
+              <w:jc w:val="center"/>
+            </w:pPr>
+            <w:r>
+              <w:rPr>
+                <w:rFonts w:ascii="Arial" w:hAnsi="Arial" w:eastAsia="黑体"/>
+                <w:b/>
+                <w:bCs/>
+                <w:sz w:val="18"/>
+                <w:szCs w:val="18"/>
+              </w:rPr>
+              <w:t xml:space="preserve">JVM 活跃线程</w:t>
             </w:r>
           </w:p>
         </w:tc>
@@ -10106,6 +10174,70 @@
         </w:trPr>
         <w:tc>
           <w:tcPr>
+            <w:tcW w:type="dxa" w:w="1000"/>
+            <w:tcBorders>
+              <w:top w:val="single" w:color="BFBFBF" w:sz="4"/>
+              <w:left w:val="single" w:color="BFBFBF" w:sz="4"/>
+              <w:bottom w:val="single" w:color="BFBFBF" w:sz="4"/>
+              <w:right w:val="single" w:color="BFBFBF" w:sz="4"/>
+            </w:tcBorders>
+            <w:tcMar>
+              <w:top w:type="dxa" w:w="50"/>
+              <w:left w:type="dxa" w:w="100"/>
+              <w:bottom w:type="dxa" w:w="50"/>
+              <w:right w:type="dxa" w:w="100"/>
+            </w:tcMar>
+          </w:tcPr>
+          <w:p>
+            <w:pPr>
+              <w:jc w:val="center"/>
+            </w:pPr>
+            <w:r>
+              <w:rPr>
+                <w:rFonts w:ascii="Times New Roman" w:hAnsi="Times New Roman" w:eastAsia="宋体"/>
+                <w:b w:val="false"/>
+                <w:bCs w:val="false"/>
+                <w:sz w:val="18"/>
+                <w:szCs w:val="18"/>
+              </w:rPr>
+              <w:t xml:space="preserve">读取</w:t>
+            </w:r>
+          </w:p>
+        </w:tc>
+        <w:tc>
+          <w:tcPr>
+            <w:tcW w:type="dxa" w:w="1000"/>
+            <w:tcBorders>
+              <w:top w:val="single" w:color="BFBFBF" w:sz="4"/>
+              <w:left w:val="single" w:color="BFBFBF" w:sz="4"/>
+              <w:bottom w:val="single" w:color="BFBFBF" w:sz="4"/>
+              <w:right w:val="single" w:color="BFBFBF" w:sz="4"/>
+            </w:tcBorders>
+            <w:tcMar>
+              <w:top w:type="dxa" w:w="50"/>
+              <w:left w:type="dxa" w:w="100"/>
+              <w:bottom w:type="dxa" w:w="50"/>
+              <w:right w:type="dxa" w:w="100"/>
+            </w:tcMar>
+          </w:tcPr>
+          <w:p>
+            <w:pPr>
+              <w:jc w:val="center"/>
+            </w:pPr>
+            <w:r>
+              <w:rPr>
+                <w:rFonts w:ascii="Times New Roman" w:hAnsi="Times New Roman" w:eastAsia="宋体"/>
+                <w:b w:val="false"/>
+                <w:bCs w:val="false"/>
+                <w:sz w:val="18"/>
+                <w:szCs w:val="18"/>
+              </w:rPr>
+              <w:t xml:space="preserve">20</w:t>
+            </w:r>
+          </w:p>
+        </w:tc>
+        <w:tc>
+          <w:tcPr>
             <w:tcW w:type="dxa" w:w="1800"/>
             <w:tcBorders>
               <w:top w:val="single" w:color="BFBFBF" w:sz="4"/>
@@ -10132,103 +10264,103 @@
                 <w:sz w:val="18"/>
                 <w:szCs w:val="18"/>
               </w:rPr>
-              <w:t xml:space="preserve">读取 4 组</w:t>
-            </w:r>
-          </w:p>
-        </w:tc>
-        <w:tc>
-          <w:tcPr>
-            <w:tcW w:type="dxa" w:w="2400"/>
-            <w:tcBorders>
-              <w:top w:val="single" w:color="BFBFBF" w:sz="4"/>
-              <w:left w:val="single" w:color="BFBFBF" w:sz="4"/>
-              <w:bottom w:val="single" w:color="BFBFBF" w:sz="4"/>
-              <w:right w:val="single" w:color="BFBFBF" w:sz="4"/>
-            </w:tcBorders>
-            <w:tcMar>
-              <w:top w:type="dxa" w:w="50"/>
-              <w:left w:type="dxa" w:w="100"/>
-              <w:bottom w:type="dxa" w:w="50"/>
-              <w:right w:type="dxa" w:w="100"/>
-            </w:tcMar>
-          </w:tcPr>
-          <w:p>
-            <w:pPr>
-              <w:jc w:val="center"/>
-            </w:pPr>
-            <w:r>
-              <w:rPr>
-                <w:rFonts w:ascii="Times New Roman" w:hAnsi="Times New Roman" w:eastAsia="宋体"/>
-                <w:b w:val="false"/>
-                <w:bCs w:val="false"/>
-                <w:sz w:val="18"/>
-                <w:szCs w:val="18"/>
-              </w:rPr>
-              <w:t xml:space="preserve">97.1%–97.6%</w:t>
-            </w:r>
-          </w:p>
-        </w:tc>
-        <w:tc>
-          <w:tcPr>
-            <w:tcW w:type="dxa" w:w="2400"/>
-            <w:tcBorders>
-              <w:top w:val="single" w:color="BFBFBF" w:sz="4"/>
-              <w:left w:val="single" w:color="BFBFBF" w:sz="4"/>
-              <w:bottom w:val="single" w:color="BFBFBF" w:sz="4"/>
-              <w:right w:val="single" w:color="BFBFBF" w:sz="4"/>
-            </w:tcBorders>
-            <w:tcMar>
-              <w:top w:type="dxa" w:w="50"/>
-              <w:left w:type="dxa" w:w="100"/>
-              <w:bottom w:type="dxa" w:w="50"/>
-              <w:right w:type="dxa" w:w="100"/>
-            </w:tcMar>
-          </w:tcPr>
-          <w:p>
-            <w:pPr>
-              <w:jc w:val="center"/>
-            </w:pPr>
-            <w:r>
-              <w:rPr>
-                <w:rFonts w:ascii="Times New Roman" w:hAnsi="Times New Roman" w:eastAsia="宋体"/>
-                <w:b w:val="false"/>
-                <w:bCs w:val="false"/>
-                <w:sz w:val="18"/>
-                <w:szCs w:val="18"/>
-              </w:rPr>
-              <w:t xml:space="preserve">27.0%–29.5%</w:t>
-            </w:r>
-          </w:p>
-        </w:tc>
-        <w:tc>
-          <w:tcPr>
-            <w:tcW w:type="dxa" w:w="2426"/>
-            <w:tcBorders>
-              <w:top w:val="single" w:color="BFBFBF" w:sz="4"/>
-              <w:left w:val="single" w:color="BFBFBF" w:sz="4"/>
-              <w:bottom w:val="single" w:color="BFBFBF" w:sz="4"/>
-              <w:right w:val="single" w:color="BFBFBF" w:sz="4"/>
-            </w:tcBorders>
-            <w:tcMar>
-              <w:top w:type="dxa" w:w="50"/>
-              <w:left w:type="dxa" w:w="100"/>
-              <w:bottom w:type="dxa" w:w="50"/>
-              <w:right w:type="dxa" w:w="100"/>
-            </w:tcMar>
-          </w:tcPr>
-          <w:p>
-            <w:pPr>
-              <w:jc w:val="center"/>
-            </w:pPr>
-            <w:r>
-              <w:rPr>
-                <w:rFonts w:ascii="Times New Roman" w:hAnsi="Times New Roman" w:eastAsia="宋体"/>
-                <w:b w:val="false"/>
-                <w:bCs w:val="false"/>
-                <w:sz w:val="18"/>
-                <w:szCs w:val="18"/>
-              </w:rPr>
-              <w:t xml:space="preserve">24.3%–31.8%</w:t>
+              <w:t xml:space="preserve">97.1%</w:t>
+            </w:r>
+          </w:p>
+        </w:tc>
+        <w:tc>
+          <w:tcPr>
+            <w:tcW w:type="dxa" w:w="1900"/>
+            <w:tcBorders>
+              <w:top w:val="single" w:color="BFBFBF" w:sz="4"/>
+              <w:left w:val="single" w:color="BFBFBF" w:sz="4"/>
+              <w:bottom w:val="single" w:color="BFBFBF" w:sz="4"/>
+              <w:right w:val="single" w:color="BFBFBF" w:sz="4"/>
+            </w:tcBorders>
+            <w:tcMar>
+              <w:top w:type="dxa" w:w="50"/>
+              <w:left w:type="dxa" w:w="100"/>
+              <w:bottom w:type="dxa" w:w="50"/>
+              <w:right w:type="dxa" w:w="100"/>
+            </w:tcMar>
+          </w:tcPr>
+          <w:p>
+            <w:pPr>
+              <w:jc w:val="center"/>
+            </w:pPr>
+            <w:r>
+              <w:rPr>
+                <w:rFonts w:ascii="Times New Roman" w:hAnsi="Times New Roman" w:eastAsia="宋体"/>
+                <w:b w:val="false"/>
+                <w:bCs w:val="false"/>
+                <w:sz w:val="18"/>
+                <w:szCs w:val="18"/>
+              </w:rPr>
+              <w:t xml:space="preserve">29.5%</w:t>
+            </w:r>
+          </w:p>
+        </w:tc>
+        <w:tc>
+          <w:tcPr>
+            <w:tcW w:type="dxa" w:w="1700"/>
+            <w:tcBorders>
+              <w:top w:val="single" w:color="BFBFBF" w:sz="4"/>
+              <w:left w:val="single" w:color="BFBFBF" w:sz="4"/>
+              <w:bottom w:val="single" w:color="BFBFBF" w:sz="4"/>
+              <w:right w:val="single" w:color="BFBFBF" w:sz="4"/>
+            </w:tcBorders>
+            <w:tcMar>
+              <w:top w:type="dxa" w:w="50"/>
+              <w:left w:type="dxa" w:w="100"/>
+              <w:bottom w:type="dxa" w:w="50"/>
+              <w:right w:type="dxa" w:w="100"/>
+            </w:tcMar>
+          </w:tcPr>
+          <w:p>
+            <w:pPr>
+              <w:jc w:val="center"/>
+            </w:pPr>
+            <w:r>
+              <w:rPr>
+                <w:rFonts w:ascii="Times New Roman" w:hAnsi="Times New Roman" w:eastAsia="宋体"/>
+                <w:b w:val="false"/>
+                <w:bCs w:val="false"/>
+                <w:sz w:val="18"/>
+                <w:szCs w:val="18"/>
+              </w:rPr>
+              <w:t xml:space="preserve">29.5%</w:t>
+            </w:r>
+          </w:p>
+        </w:tc>
+        <w:tc>
+          <w:tcPr>
+            <w:tcW w:type="dxa" w:w="1626"/>
+            <w:tcBorders>
+              <w:top w:val="single" w:color="BFBFBF" w:sz="4"/>
+              <w:left w:val="single" w:color="BFBFBF" w:sz="4"/>
+              <w:bottom w:val="single" w:color="BFBFBF" w:sz="4"/>
+              <w:right w:val="single" w:color="BFBFBF" w:sz="4"/>
+            </w:tcBorders>
+            <w:tcMar>
+              <w:top w:type="dxa" w:w="50"/>
+              <w:left w:type="dxa" w:w="100"/>
+              <w:bottom w:type="dxa" w:w="50"/>
+              <w:right w:type="dxa" w:w="100"/>
+            </w:tcMar>
+          </w:tcPr>
+          <w:p>
+            <w:pPr>
+              <w:jc w:val="center"/>
+            </w:pPr>
+            <w:r>
+              <w:rPr>
+                <w:rFonts w:ascii="Times New Roman" w:hAnsi="Times New Roman" w:eastAsia="宋体"/>
+                <w:b w:val="false"/>
+                <w:bCs w:val="false"/>
+                <w:sz w:val="18"/>
+                <w:szCs w:val="18"/>
+              </w:rPr>
+              <w:t xml:space="preserve">115</w:t>
             </w:r>
           </w:p>
         </w:tc>
@@ -10239,6 +10371,70 @@
         </w:trPr>
         <w:tc>
           <w:tcPr>
+            <w:tcW w:type="dxa" w:w="1000"/>
+            <w:tcBorders>
+              <w:top w:val="single" w:color="BFBFBF" w:sz="4"/>
+              <w:left w:val="single" w:color="BFBFBF" w:sz="4"/>
+              <w:bottom w:val="single" w:color="BFBFBF" w:sz="4"/>
+              <w:right w:val="single" w:color="BFBFBF" w:sz="4"/>
+            </w:tcBorders>
+            <w:tcMar>
+              <w:top w:type="dxa" w:w="50"/>
+              <w:left w:type="dxa" w:w="100"/>
+              <w:bottom w:type="dxa" w:w="50"/>
+              <w:right w:type="dxa" w:w="100"/>
+            </w:tcMar>
+          </w:tcPr>
+          <w:p>
+            <w:pPr>
+              <w:jc w:val="center"/>
+            </w:pPr>
+            <w:r>
+              <w:rPr>
+                <w:rFonts w:ascii="Times New Roman" w:hAnsi="Times New Roman" w:eastAsia="宋体"/>
+                <w:b w:val="false"/>
+                <w:bCs w:val="false"/>
+                <w:sz w:val="18"/>
+                <w:szCs w:val="18"/>
+              </w:rPr>
+              <w:t xml:space="preserve">读取</w:t>
+            </w:r>
+          </w:p>
+        </w:tc>
+        <w:tc>
+          <w:tcPr>
+            <w:tcW w:type="dxa" w:w="1000"/>
+            <w:tcBorders>
+              <w:top w:val="single" w:color="BFBFBF" w:sz="4"/>
+              <w:left w:val="single" w:color="BFBFBF" w:sz="4"/>
+              <w:bottom w:val="single" w:color="BFBFBF" w:sz="4"/>
+              <w:right w:val="single" w:color="BFBFBF" w:sz="4"/>
+            </w:tcBorders>
+            <w:tcMar>
+              <w:top w:type="dxa" w:w="50"/>
+              <w:left w:type="dxa" w:w="100"/>
+              <w:bottom w:type="dxa" w:w="50"/>
+              <w:right w:type="dxa" w:w="100"/>
+            </w:tcMar>
+          </w:tcPr>
+          <w:p>
+            <w:pPr>
+              <w:jc w:val="center"/>
+            </w:pPr>
+            <w:r>
+              <w:rPr>
+                <w:rFonts w:ascii="Times New Roman" w:hAnsi="Times New Roman" w:eastAsia="宋体"/>
+                <w:b w:val="false"/>
+                <w:bCs w:val="false"/>
+                <w:sz w:val="18"/>
+                <w:szCs w:val="18"/>
+              </w:rPr>
+              <w:t xml:space="preserve">50</w:t>
+            </w:r>
+          </w:p>
+        </w:tc>
+        <w:tc>
+          <w:tcPr>
             <w:tcW w:type="dxa" w:w="1800"/>
             <w:tcBorders>
               <w:top w:val="single" w:color="BFBFBF" w:sz="4"/>
@@ -10265,103 +10461,1285 @@
                 <w:sz w:val="18"/>
                 <w:szCs w:val="18"/>
               </w:rPr>
-              <w:t xml:space="preserve">写入 4 组</w:t>
-            </w:r>
-          </w:p>
-        </w:tc>
-        <w:tc>
-          <w:tcPr>
-            <w:tcW w:type="dxa" w:w="2400"/>
-            <w:tcBorders>
-              <w:top w:val="single" w:color="BFBFBF" w:sz="4"/>
-              <w:left w:val="single" w:color="BFBFBF" w:sz="4"/>
-              <w:bottom w:val="single" w:color="BFBFBF" w:sz="4"/>
-              <w:right w:val="single" w:color="BFBFBF" w:sz="4"/>
-            </w:tcBorders>
-            <w:tcMar>
-              <w:top w:type="dxa" w:w="50"/>
-              <w:left w:type="dxa" w:w="100"/>
-              <w:bottom w:type="dxa" w:w="50"/>
-              <w:right w:type="dxa" w:w="100"/>
-            </w:tcMar>
-          </w:tcPr>
-          <w:p>
-            <w:pPr>
-              <w:jc w:val="center"/>
-            </w:pPr>
-            <w:r>
-              <w:rPr>
-                <w:rFonts w:ascii="Times New Roman" w:hAnsi="Times New Roman" w:eastAsia="宋体"/>
-                <w:b w:val="false"/>
-                <w:bCs w:val="false"/>
-                <w:sz w:val="18"/>
-                <w:szCs w:val="18"/>
-              </w:rPr>
-              <w:t xml:space="preserve">95.9%–99.2%</w:t>
-            </w:r>
-          </w:p>
-        </w:tc>
-        <w:tc>
-          <w:tcPr>
-            <w:tcW w:type="dxa" w:w="2400"/>
-            <w:tcBorders>
-              <w:top w:val="single" w:color="BFBFBF" w:sz="4"/>
-              <w:left w:val="single" w:color="BFBFBF" w:sz="4"/>
-              <w:bottom w:val="single" w:color="BFBFBF" w:sz="4"/>
-              <w:right w:val="single" w:color="BFBFBF" w:sz="4"/>
-            </w:tcBorders>
-            <w:tcMar>
-              <w:top w:type="dxa" w:w="50"/>
-              <w:left w:type="dxa" w:w="100"/>
-              <w:bottom w:type="dxa" w:w="50"/>
-              <w:right w:type="dxa" w:w="100"/>
-            </w:tcMar>
-          </w:tcPr>
-          <w:p>
-            <w:pPr>
-              <w:jc w:val="center"/>
-            </w:pPr>
-            <w:r>
-              <w:rPr>
-                <w:rFonts w:ascii="Times New Roman" w:hAnsi="Times New Roman" w:eastAsia="宋体"/>
-                <w:b w:val="false"/>
-                <w:bCs w:val="false"/>
-                <w:sz w:val="18"/>
-                <w:szCs w:val="18"/>
-              </w:rPr>
-              <w:t xml:space="preserve">63.2%–70.8%</w:t>
-            </w:r>
-          </w:p>
-        </w:tc>
-        <w:tc>
-          <w:tcPr>
-            <w:tcW w:type="dxa" w:w="2426"/>
-            <w:tcBorders>
-              <w:top w:val="single" w:color="BFBFBF" w:sz="4"/>
-              <w:left w:val="single" w:color="BFBFBF" w:sz="4"/>
-              <w:bottom w:val="single" w:color="BFBFBF" w:sz="4"/>
-              <w:right w:val="single" w:color="BFBFBF" w:sz="4"/>
-            </w:tcBorders>
-            <w:tcMar>
-              <w:top w:type="dxa" w:w="50"/>
-              <w:left w:type="dxa" w:w="100"/>
-              <w:bottom w:type="dxa" w:w="50"/>
-              <w:right w:type="dxa" w:w="100"/>
-            </w:tcMar>
-          </w:tcPr>
-          <w:p>
-            <w:pPr>
-              <w:jc w:val="center"/>
-            </w:pPr>
-            <w:r>
-              <w:rPr>
-                <w:rFonts w:ascii="Times New Roman" w:hAnsi="Times New Roman" w:eastAsia="宋体"/>
-                <w:b w:val="false"/>
-                <w:bCs w:val="false"/>
-                <w:sz w:val="18"/>
-                <w:szCs w:val="18"/>
-              </w:rPr>
-              <w:t xml:space="preserve">20.3%–24.2%</w:t>
+              <w:t xml:space="preserve">97.5%</w:t>
+            </w:r>
+          </w:p>
+        </w:tc>
+        <w:tc>
+          <w:tcPr>
+            <w:tcW w:type="dxa" w:w="1900"/>
+            <w:tcBorders>
+              <w:top w:val="single" w:color="BFBFBF" w:sz="4"/>
+              <w:left w:val="single" w:color="BFBFBF" w:sz="4"/>
+              <w:bottom w:val="single" w:color="BFBFBF" w:sz="4"/>
+              <w:right w:val="single" w:color="BFBFBF" w:sz="4"/>
+            </w:tcBorders>
+            <w:tcMar>
+              <w:top w:type="dxa" w:w="50"/>
+              <w:left w:type="dxa" w:w="100"/>
+              <w:bottom w:type="dxa" w:w="50"/>
+              <w:right w:type="dxa" w:w="100"/>
+            </w:tcMar>
+          </w:tcPr>
+          <w:p>
+            <w:pPr>
+              <w:jc w:val="center"/>
+            </w:pPr>
+            <w:r>
+              <w:rPr>
+                <w:rFonts w:ascii="Times New Roman" w:hAnsi="Times New Roman" w:eastAsia="宋体"/>
+                <w:b w:val="false"/>
+                <w:bCs w:val="false"/>
+                <w:sz w:val="18"/>
+                <w:szCs w:val="18"/>
+              </w:rPr>
+              <w:t xml:space="preserve">27.0%</w:t>
+            </w:r>
+          </w:p>
+        </w:tc>
+        <w:tc>
+          <w:tcPr>
+            <w:tcW w:type="dxa" w:w="1700"/>
+            <w:tcBorders>
+              <w:top w:val="single" w:color="BFBFBF" w:sz="4"/>
+              <w:left w:val="single" w:color="BFBFBF" w:sz="4"/>
+              <w:bottom w:val="single" w:color="BFBFBF" w:sz="4"/>
+              <w:right w:val="single" w:color="BFBFBF" w:sz="4"/>
+            </w:tcBorders>
+            <w:tcMar>
+              <w:top w:type="dxa" w:w="50"/>
+              <w:left w:type="dxa" w:w="100"/>
+              <w:bottom w:type="dxa" w:w="50"/>
+              <w:right w:type="dxa" w:w="100"/>
+            </w:tcMar>
+          </w:tcPr>
+          <w:p>
+            <w:pPr>
+              <w:jc w:val="center"/>
+            </w:pPr>
+            <w:r>
+              <w:rPr>
+                <w:rFonts w:ascii="Times New Roman" w:hAnsi="Times New Roman" w:eastAsia="宋体"/>
+                <w:b w:val="false"/>
+                <w:bCs w:val="false"/>
+                <w:sz w:val="18"/>
+                <w:szCs w:val="18"/>
+              </w:rPr>
+              <w:t xml:space="preserve">31.8%</w:t>
+            </w:r>
+          </w:p>
+        </w:tc>
+        <w:tc>
+          <w:tcPr>
+            <w:tcW w:type="dxa" w:w="1626"/>
+            <w:tcBorders>
+              <w:top w:val="single" w:color="BFBFBF" w:sz="4"/>
+              <w:left w:val="single" w:color="BFBFBF" w:sz="4"/>
+              <w:bottom w:val="single" w:color="BFBFBF" w:sz="4"/>
+              <w:right w:val="single" w:color="BFBFBF" w:sz="4"/>
+            </w:tcBorders>
+            <w:tcMar>
+              <w:top w:type="dxa" w:w="50"/>
+              <w:left w:type="dxa" w:w="100"/>
+              <w:bottom w:type="dxa" w:w="50"/>
+              <w:right w:type="dxa" w:w="100"/>
+            </w:tcMar>
+          </w:tcPr>
+          <w:p>
+            <w:pPr>
+              <w:jc w:val="center"/>
+            </w:pPr>
+            <w:r>
+              <w:rPr>
+                <w:rFonts w:ascii="Times New Roman" w:hAnsi="Times New Roman" w:eastAsia="宋体"/>
+                <w:b w:val="false"/>
+                <w:bCs w:val="false"/>
+                <w:sz w:val="18"/>
+                <w:szCs w:val="18"/>
+              </w:rPr>
+              <w:t xml:space="preserve">115</w:t>
+            </w:r>
+          </w:p>
+        </w:tc>
+      </w:tr>
+      <w:tr>
+        <w:trPr>
+          <w:tblHeader w:val="false"/>
+        </w:trPr>
+        <w:tc>
+          <w:tcPr>
+            <w:tcW w:type="dxa" w:w="1000"/>
+            <w:tcBorders>
+              <w:top w:val="single" w:color="BFBFBF" w:sz="4"/>
+              <w:left w:val="single" w:color="BFBFBF" w:sz="4"/>
+              <w:bottom w:val="single" w:color="BFBFBF" w:sz="4"/>
+              <w:right w:val="single" w:color="BFBFBF" w:sz="4"/>
+            </w:tcBorders>
+            <w:tcMar>
+              <w:top w:type="dxa" w:w="50"/>
+              <w:left w:type="dxa" w:w="100"/>
+              <w:bottom w:type="dxa" w:w="50"/>
+              <w:right w:type="dxa" w:w="100"/>
+            </w:tcMar>
+          </w:tcPr>
+          <w:p>
+            <w:pPr>
+              <w:jc w:val="center"/>
+            </w:pPr>
+            <w:r>
+              <w:rPr>
+                <w:rFonts w:ascii="Times New Roman" w:hAnsi="Times New Roman" w:eastAsia="宋体"/>
+                <w:b w:val="false"/>
+                <w:bCs w:val="false"/>
+                <w:sz w:val="18"/>
+                <w:szCs w:val="18"/>
+              </w:rPr>
+              <w:t xml:space="preserve">读取</w:t>
+            </w:r>
+          </w:p>
+        </w:tc>
+        <w:tc>
+          <w:tcPr>
+            <w:tcW w:type="dxa" w:w="1000"/>
+            <w:tcBorders>
+              <w:top w:val="single" w:color="BFBFBF" w:sz="4"/>
+              <w:left w:val="single" w:color="BFBFBF" w:sz="4"/>
+              <w:bottom w:val="single" w:color="BFBFBF" w:sz="4"/>
+              <w:right w:val="single" w:color="BFBFBF" w:sz="4"/>
+            </w:tcBorders>
+            <w:tcMar>
+              <w:top w:type="dxa" w:w="50"/>
+              <w:left w:type="dxa" w:w="100"/>
+              <w:bottom w:type="dxa" w:w="50"/>
+              <w:right w:type="dxa" w:w="100"/>
+            </w:tcMar>
+          </w:tcPr>
+          <w:p>
+            <w:pPr>
+              <w:jc w:val="center"/>
+            </w:pPr>
+            <w:r>
+              <w:rPr>
+                <w:rFonts w:ascii="Times New Roman" w:hAnsi="Times New Roman" w:eastAsia="宋体"/>
+                <w:b w:val="false"/>
+                <w:bCs w:val="false"/>
+                <w:sz w:val="18"/>
+                <w:szCs w:val="18"/>
+              </w:rPr>
+              <w:t xml:space="preserve">100</w:t>
+            </w:r>
+          </w:p>
+        </w:tc>
+        <w:tc>
+          <w:tcPr>
+            <w:tcW w:type="dxa" w:w="1800"/>
+            <w:tcBorders>
+              <w:top w:val="single" w:color="BFBFBF" w:sz="4"/>
+              <w:left w:val="single" w:color="BFBFBF" w:sz="4"/>
+              <w:bottom w:val="single" w:color="BFBFBF" w:sz="4"/>
+              <w:right w:val="single" w:color="BFBFBF" w:sz="4"/>
+            </w:tcBorders>
+            <w:tcMar>
+              <w:top w:type="dxa" w:w="50"/>
+              <w:left w:type="dxa" w:w="100"/>
+              <w:bottom w:type="dxa" w:w="50"/>
+              <w:right w:type="dxa" w:w="100"/>
+            </w:tcMar>
+          </w:tcPr>
+          <w:p>
+            <w:pPr>
+              <w:jc w:val="center"/>
+            </w:pPr>
+            <w:r>
+              <w:rPr>
+                <w:rFonts w:ascii="Times New Roman" w:hAnsi="Times New Roman" w:eastAsia="宋体"/>
+                <w:b w:val="false"/>
+                <w:bCs w:val="false"/>
+                <w:sz w:val="18"/>
+                <w:szCs w:val="18"/>
+              </w:rPr>
+              <w:t xml:space="preserve">97.6%</w:t>
+            </w:r>
+          </w:p>
+        </w:tc>
+        <w:tc>
+          <w:tcPr>
+            <w:tcW w:type="dxa" w:w="1900"/>
+            <w:tcBorders>
+              <w:top w:val="single" w:color="BFBFBF" w:sz="4"/>
+              <w:left w:val="single" w:color="BFBFBF" w:sz="4"/>
+              <w:bottom w:val="single" w:color="BFBFBF" w:sz="4"/>
+              <w:right w:val="single" w:color="BFBFBF" w:sz="4"/>
+            </w:tcBorders>
+            <w:tcMar>
+              <w:top w:type="dxa" w:w="50"/>
+              <w:left w:type="dxa" w:w="100"/>
+              <w:bottom w:type="dxa" w:w="50"/>
+              <w:right w:type="dxa" w:w="100"/>
+            </w:tcMar>
+          </w:tcPr>
+          <w:p>
+            <w:pPr>
+              <w:jc w:val="center"/>
+            </w:pPr>
+            <w:r>
+              <w:rPr>
+                <w:rFonts w:ascii="Times New Roman" w:hAnsi="Times New Roman" w:eastAsia="宋体"/>
+                <w:b w:val="false"/>
+                <w:bCs w:val="false"/>
+                <w:sz w:val="18"/>
+                <w:szCs w:val="18"/>
+              </w:rPr>
+              <w:t xml:space="preserve">28.6%</w:t>
+            </w:r>
+          </w:p>
+        </w:tc>
+        <w:tc>
+          <w:tcPr>
+            <w:tcW w:type="dxa" w:w="1700"/>
+            <w:tcBorders>
+              <w:top w:val="single" w:color="BFBFBF" w:sz="4"/>
+              <w:left w:val="single" w:color="BFBFBF" w:sz="4"/>
+              <w:bottom w:val="single" w:color="BFBFBF" w:sz="4"/>
+              <w:right w:val="single" w:color="BFBFBF" w:sz="4"/>
+            </w:tcBorders>
+            <w:tcMar>
+              <w:top w:type="dxa" w:w="50"/>
+              <w:left w:type="dxa" w:w="100"/>
+              <w:bottom w:type="dxa" w:w="50"/>
+              <w:right w:type="dxa" w:w="100"/>
+            </w:tcMar>
+          </w:tcPr>
+          <w:p>
+            <w:pPr>
+              <w:jc w:val="center"/>
+            </w:pPr>
+            <w:r>
+              <w:rPr>
+                <w:rFonts w:ascii="Times New Roman" w:hAnsi="Times New Roman" w:eastAsia="宋体"/>
+                <w:b w:val="false"/>
+                <w:bCs w:val="false"/>
+                <w:sz w:val="18"/>
+                <w:szCs w:val="18"/>
+              </w:rPr>
+              <w:t xml:space="preserve">29.8%</w:t>
+            </w:r>
+          </w:p>
+        </w:tc>
+        <w:tc>
+          <w:tcPr>
+            <w:tcW w:type="dxa" w:w="1626"/>
+            <w:tcBorders>
+              <w:top w:val="single" w:color="BFBFBF" w:sz="4"/>
+              <w:left w:val="single" w:color="BFBFBF" w:sz="4"/>
+              <w:bottom w:val="single" w:color="BFBFBF" w:sz="4"/>
+              <w:right w:val="single" w:color="BFBFBF" w:sz="4"/>
+            </w:tcBorders>
+            <w:tcMar>
+              <w:top w:type="dxa" w:w="50"/>
+              <w:left w:type="dxa" w:w="100"/>
+              <w:bottom w:type="dxa" w:w="50"/>
+              <w:right w:type="dxa" w:w="100"/>
+            </w:tcMar>
+          </w:tcPr>
+          <w:p>
+            <w:pPr>
+              <w:jc w:val="center"/>
+            </w:pPr>
+            <w:r>
+              <w:rPr>
+                <w:rFonts w:ascii="Times New Roman" w:hAnsi="Times New Roman" w:eastAsia="宋体"/>
+                <w:b w:val="false"/>
+                <w:bCs w:val="false"/>
+                <w:sz w:val="18"/>
+                <w:szCs w:val="18"/>
+              </w:rPr>
+              <w:t xml:space="preserve">115→116</w:t>
+            </w:r>
+          </w:p>
+        </w:tc>
+      </w:tr>
+      <w:tr>
+        <w:trPr>
+          <w:tblHeader w:val="false"/>
+        </w:trPr>
+        <w:tc>
+          <w:tcPr>
+            <w:tcW w:type="dxa" w:w="1000"/>
+            <w:tcBorders>
+              <w:top w:val="single" w:color="BFBFBF" w:sz="4"/>
+              <w:left w:val="single" w:color="BFBFBF" w:sz="4"/>
+              <w:bottom w:val="single" w:color="BFBFBF" w:sz="4"/>
+              <w:right w:val="single" w:color="BFBFBF" w:sz="4"/>
+            </w:tcBorders>
+            <w:tcMar>
+              <w:top w:type="dxa" w:w="50"/>
+              <w:left w:type="dxa" w:w="100"/>
+              <w:bottom w:type="dxa" w:w="50"/>
+              <w:right w:type="dxa" w:w="100"/>
+            </w:tcMar>
+          </w:tcPr>
+          <w:p>
+            <w:pPr>
+              <w:jc w:val="center"/>
+            </w:pPr>
+            <w:r>
+              <w:rPr>
+                <w:rFonts w:ascii="Times New Roman" w:hAnsi="Times New Roman" w:eastAsia="宋体"/>
+                <w:b w:val="false"/>
+                <w:bCs w:val="false"/>
+                <w:sz w:val="18"/>
+                <w:szCs w:val="18"/>
+              </w:rPr>
+              <w:t xml:space="preserve">读取</w:t>
+            </w:r>
+          </w:p>
+        </w:tc>
+        <w:tc>
+          <w:tcPr>
+            <w:tcW w:type="dxa" w:w="1000"/>
+            <w:tcBorders>
+              <w:top w:val="single" w:color="BFBFBF" w:sz="4"/>
+              <w:left w:val="single" w:color="BFBFBF" w:sz="4"/>
+              <w:bottom w:val="single" w:color="BFBFBF" w:sz="4"/>
+              <w:right w:val="single" w:color="BFBFBF" w:sz="4"/>
+            </w:tcBorders>
+            <w:tcMar>
+              <w:top w:type="dxa" w:w="50"/>
+              <w:left w:type="dxa" w:w="100"/>
+              <w:bottom w:type="dxa" w:w="50"/>
+              <w:right w:type="dxa" w:w="100"/>
+            </w:tcMar>
+          </w:tcPr>
+          <w:p>
+            <w:pPr>
+              <w:jc w:val="center"/>
+            </w:pPr>
+            <w:r>
+              <w:rPr>
+                <w:rFonts w:ascii="Times New Roman" w:hAnsi="Times New Roman" w:eastAsia="宋体"/>
+                <w:b w:val="false"/>
+                <w:bCs w:val="false"/>
+                <w:sz w:val="18"/>
+                <w:szCs w:val="18"/>
+              </w:rPr>
+              <w:t xml:space="preserve">200</w:t>
+            </w:r>
+          </w:p>
+        </w:tc>
+        <w:tc>
+          <w:tcPr>
+            <w:tcW w:type="dxa" w:w="1800"/>
+            <w:tcBorders>
+              <w:top w:val="single" w:color="BFBFBF" w:sz="4"/>
+              <w:left w:val="single" w:color="BFBFBF" w:sz="4"/>
+              <w:bottom w:val="single" w:color="BFBFBF" w:sz="4"/>
+              <w:right w:val="single" w:color="BFBFBF" w:sz="4"/>
+            </w:tcBorders>
+            <w:tcMar>
+              <w:top w:type="dxa" w:w="50"/>
+              <w:left w:type="dxa" w:w="100"/>
+              <w:bottom w:type="dxa" w:w="50"/>
+              <w:right w:type="dxa" w:w="100"/>
+            </w:tcMar>
+          </w:tcPr>
+          <w:p>
+            <w:pPr>
+              <w:jc w:val="center"/>
+            </w:pPr>
+            <w:r>
+              <w:rPr>
+                <w:rFonts w:ascii="Times New Roman" w:hAnsi="Times New Roman" w:eastAsia="宋体"/>
+                <w:b w:val="false"/>
+                <w:bCs w:val="false"/>
+                <w:sz w:val="18"/>
+                <w:szCs w:val="18"/>
+              </w:rPr>
+              <w:t xml:space="preserve">97.4%</w:t>
+            </w:r>
+          </w:p>
+        </w:tc>
+        <w:tc>
+          <w:tcPr>
+            <w:tcW w:type="dxa" w:w="1900"/>
+            <w:tcBorders>
+              <w:top w:val="single" w:color="BFBFBF" w:sz="4"/>
+              <w:left w:val="single" w:color="BFBFBF" w:sz="4"/>
+              <w:bottom w:val="single" w:color="BFBFBF" w:sz="4"/>
+              <w:right w:val="single" w:color="BFBFBF" w:sz="4"/>
+            </w:tcBorders>
+            <w:tcMar>
+              <w:top w:type="dxa" w:w="50"/>
+              <w:left w:type="dxa" w:w="100"/>
+              <w:bottom w:type="dxa" w:w="50"/>
+              <w:right w:type="dxa" w:w="100"/>
+            </w:tcMar>
+          </w:tcPr>
+          <w:p>
+            <w:pPr>
+              <w:jc w:val="center"/>
+            </w:pPr>
+            <w:r>
+              <w:rPr>
+                <w:rFonts w:ascii="Times New Roman" w:hAnsi="Times New Roman" w:eastAsia="宋体"/>
+                <w:b w:val="false"/>
+                <w:bCs w:val="false"/>
+                <w:sz w:val="18"/>
+                <w:szCs w:val="18"/>
+              </w:rPr>
+              <w:t xml:space="preserve">27.3%</w:t>
+            </w:r>
+          </w:p>
+        </w:tc>
+        <w:tc>
+          <w:tcPr>
+            <w:tcW w:type="dxa" w:w="1700"/>
+            <w:tcBorders>
+              <w:top w:val="single" w:color="BFBFBF" w:sz="4"/>
+              <w:left w:val="single" w:color="BFBFBF" w:sz="4"/>
+              <w:bottom w:val="single" w:color="BFBFBF" w:sz="4"/>
+              <w:right w:val="single" w:color="BFBFBF" w:sz="4"/>
+            </w:tcBorders>
+            <w:tcMar>
+              <w:top w:type="dxa" w:w="50"/>
+              <w:left w:type="dxa" w:w="100"/>
+              <w:bottom w:type="dxa" w:w="50"/>
+              <w:right w:type="dxa" w:w="100"/>
+            </w:tcMar>
+          </w:tcPr>
+          <w:p>
+            <w:pPr>
+              <w:jc w:val="center"/>
+            </w:pPr>
+            <w:r>
+              <w:rPr>
+                <w:rFonts w:ascii="Times New Roman" w:hAnsi="Times New Roman" w:eastAsia="宋体"/>
+                <w:b w:val="false"/>
+                <w:bCs w:val="false"/>
+                <w:sz w:val="18"/>
+                <w:szCs w:val="18"/>
+              </w:rPr>
+              <w:t xml:space="preserve">24.3%</w:t>
+            </w:r>
+          </w:p>
+        </w:tc>
+        <w:tc>
+          <w:tcPr>
+            <w:tcW w:type="dxa" w:w="1626"/>
+            <w:tcBorders>
+              <w:top w:val="single" w:color="BFBFBF" w:sz="4"/>
+              <w:left w:val="single" w:color="BFBFBF" w:sz="4"/>
+              <w:bottom w:val="single" w:color="BFBFBF" w:sz="4"/>
+              <w:right w:val="single" w:color="BFBFBF" w:sz="4"/>
+            </w:tcBorders>
+            <w:tcMar>
+              <w:top w:type="dxa" w:w="50"/>
+              <w:left w:type="dxa" w:w="100"/>
+              <w:bottom w:type="dxa" w:w="50"/>
+              <w:right w:type="dxa" w:w="100"/>
+            </w:tcMar>
+          </w:tcPr>
+          <w:p>
+            <w:pPr>
+              <w:jc w:val="center"/>
+            </w:pPr>
+            <w:r>
+              <w:rPr>
+                <w:rFonts w:ascii="Times New Roman" w:hAnsi="Times New Roman" w:eastAsia="宋体"/>
+                <w:b w:val="false"/>
+                <w:bCs w:val="false"/>
+                <w:sz w:val="18"/>
+                <w:szCs w:val="18"/>
+              </w:rPr>
+              <w:t xml:space="preserve">116→216</w:t>
+            </w:r>
+          </w:p>
+        </w:tc>
+      </w:tr>
+      <w:tr>
+        <w:trPr>
+          <w:tblHeader w:val="false"/>
+        </w:trPr>
+        <w:tc>
+          <w:tcPr>
+            <w:tcW w:type="dxa" w:w="1000"/>
+            <w:tcBorders>
+              <w:top w:val="single" w:color="BFBFBF" w:sz="4"/>
+              <w:left w:val="single" w:color="BFBFBF" w:sz="4"/>
+              <w:bottom w:val="single" w:color="BFBFBF" w:sz="4"/>
+              <w:right w:val="single" w:color="BFBFBF" w:sz="4"/>
+            </w:tcBorders>
+            <w:tcMar>
+              <w:top w:type="dxa" w:w="50"/>
+              <w:left w:type="dxa" w:w="100"/>
+              <w:bottom w:type="dxa" w:w="50"/>
+              <w:right w:type="dxa" w:w="100"/>
+            </w:tcMar>
+          </w:tcPr>
+          <w:p>
+            <w:pPr>
+              <w:jc w:val="center"/>
+            </w:pPr>
+            <w:r>
+              <w:rPr>
+                <w:rFonts w:ascii="Times New Roman" w:hAnsi="Times New Roman" w:eastAsia="宋体"/>
+                <w:b w:val="false"/>
+                <w:bCs w:val="false"/>
+                <w:sz w:val="18"/>
+                <w:szCs w:val="18"/>
+              </w:rPr>
+              <w:t xml:space="preserve">写入</w:t>
+            </w:r>
+          </w:p>
+        </w:tc>
+        <w:tc>
+          <w:tcPr>
+            <w:tcW w:type="dxa" w:w="1000"/>
+            <w:tcBorders>
+              <w:top w:val="single" w:color="BFBFBF" w:sz="4"/>
+              <w:left w:val="single" w:color="BFBFBF" w:sz="4"/>
+              <w:bottom w:val="single" w:color="BFBFBF" w:sz="4"/>
+              <w:right w:val="single" w:color="BFBFBF" w:sz="4"/>
+            </w:tcBorders>
+            <w:tcMar>
+              <w:top w:type="dxa" w:w="50"/>
+              <w:left w:type="dxa" w:w="100"/>
+              <w:bottom w:type="dxa" w:w="50"/>
+              <w:right w:type="dxa" w:w="100"/>
+            </w:tcMar>
+          </w:tcPr>
+          <w:p>
+            <w:pPr>
+              <w:jc w:val="center"/>
+            </w:pPr>
+            <w:r>
+              <w:rPr>
+                <w:rFonts w:ascii="Times New Roman" w:hAnsi="Times New Roman" w:eastAsia="宋体"/>
+                <w:b w:val="false"/>
+                <w:bCs w:val="false"/>
+                <w:sz w:val="18"/>
+                <w:szCs w:val="18"/>
+              </w:rPr>
+              <w:t xml:space="preserve">20</w:t>
+            </w:r>
+          </w:p>
+        </w:tc>
+        <w:tc>
+          <w:tcPr>
+            <w:tcW w:type="dxa" w:w="1800"/>
+            <w:tcBorders>
+              <w:top w:val="single" w:color="BFBFBF" w:sz="4"/>
+              <w:left w:val="single" w:color="BFBFBF" w:sz="4"/>
+              <w:bottom w:val="single" w:color="BFBFBF" w:sz="4"/>
+              <w:right w:val="single" w:color="BFBFBF" w:sz="4"/>
+            </w:tcBorders>
+            <w:tcMar>
+              <w:top w:type="dxa" w:w="50"/>
+              <w:left w:type="dxa" w:w="100"/>
+              <w:bottom w:type="dxa" w:w="50"/>
+              <w:right w:type="dxa" w:w="100"/>
+            </w:tcMar>
+          </w:tcPr>
+          <w:p>
+            <w:pPr>
+              <w:jc w:val="center"/>
+            </w:pPr>
+            <w:r>
+              <w:rPr>
+                <w:rFonts w:ascii="Times New Roman" w:hAnsi="Times New Roman" w:eastAsia="宋体"/>
+                <w:b w:val="false"/>
+                <w:bCs w:val="false"/>
+                <w:sz w:val="18"/>
+                <w:szCs w:val="18"/>
+              </w:rPr>
+              <w:t xml:space="preserve">99.1%</w:t>
+            </w:r>
+          </w:p>
+        </w:tc>
+        <w:tc>
+          <w:tcPr>
+            <w:tcW w:type="dxa" w:w="1900"/>
+            <w:tcBorders>
+              <w:top w:val="single" w:color="BFBFBF" w:sz="4"/>
+              <w:left w:val="single" w:color="BFBFBF" w:sz="4"/>
+              <w:bottom w:val="single" w:color="BFBFBF" w:sz="4"/>
+              <w:right w:val="single" w:color="BFBFBF" w:sz="4"/>
+            </w:tcBorders>
+            <w:tcMar>
+              <w:top w:type="dxa" w:w="50"/>
+              <w:left w:type="dxa" w:w="100"/>
+              <w:bottom w:type="dxa" w:w="50"/>
+              <w:right w:type="dxa" w:w="100"/>
+            </w:tcMar>
+          </w:tcPr>
+          <w:p>
+            <w:pPr>
+              <w:jc w:val="center"/>
+            </w:pPr>
+            <w:r>
+              <w:rPr>
+                <w:rFonts w:ascii="Times New Roman" w:hAnsi="Times New Roman" w:eastAsia="宋体"/>
+                <w:b w:val="false"/>
+                <w:bCs w:val="false"/>
+                <w:sz w:val="18"/>
+                <w:szCs w:val="18"/>
+              </w:rPr>
+              <w:t xml:space="preserve">63.2%</w:t>
+            </w:r>
+          </w:p>
+        </w:tc>
+        <w:tc>
+          <w:tcPr>
+            <w:tcW w:type="dxa" w:w="1700"/>
+            <w:tcBorders>
+              <w:top w:val="single" w:color="BFBFBF" w:sz="4"/>
+              <w:left w:val="single" w:color="BFBFBF" w:sz="4"/>
+              <w:bottom w:val="single" w:color="BFBFBF" w:sz="4"/>
+              <w:right w:val="single" w:color="BFBFBF" w:sz="4"/>
+            </w:tcBorders>
+            <w:tcMar>
+              <w:top w:type="dxa" w:w="50"/>
+              <w:left w:type="dxa" w:w="100"/>
+              <w:bottom w:type="dxa" w:w="50"/>
+              <w:right w:type="dxa" w:w="100"/>
+            </w:tcMar>
+          </w:tcPr>
+          <w:p>
+            <w:pPr>
+              <w:jc w:val="center"/>
+            </w:pPr>
+            <w:r>
+              <w:rPr>
+                <w:rFonts w:ascii="Times New Roman" w:hAnsi="Times New Roman" w:eastAsia="宋体"/>
+                <w:b w:val="false"/>
+                <w:bCs w:val="false"/>
+                <w:sz w:val="18"/>
+                <w:szCs w:val="18"/>
+              </w:rPr>
+              <w:t xml:space="preserve">20.3%</w:t>
+            </w:r>
+          </w:p>
+        </w:tc>
+        <w:tc>
+          <w:tcPr>
+            <w:tcW w:type="dxa" w:w="1626"/>
+            <w:tcBorders>
+              <w:top w:val="single" w:color="BFBFBF" w:sz="4"/>
+              <w:left w:val="single" w:color="BFBFBF" w:sz="4"/>
+              <w:bottom w:val="single" w:color="BFBFBF" w:sz="4"/>
+              <w:right w:val="single" w:color="BFBFBF" w:sz="4"/>
+            </w:tcBorders>
+            <w:tcMar>
+              <w:top w:type="dxa" w:w="50"/>
+              <w:left w:type="dxa" w:w="100"/>
+              <w:bottom w:type="dxa" w:w="50"/>
+              <w:right w:type="dxa" w:w="100"/>
+            </w:tcMar>
+          </w:tcPr>
+          <w:p>
+            <w:pPr>
+              <w:jc w:val="center"/>
+            </w:pPr>
+            <w:r>
+              <w:rPr>
+                <w:rFonts w:ascii="Times New Roman" w:hAnsi="Times New Roman" w:eastAsia="宋体"/>
+                <w:b w:val="false"/>
+                <w:bCs w:val="false"/>
+                <w:sz w:val="18"/>
+                <w:szCs w:val="18"/>
+              </w:rPr>
+              <w:t xml:space="preserve">134</w:t>
+            </w:r>
+          </w:p>
+        </w:tc>
+      </w:tr>
+      <w:tr>
+        <w:trPr>
+          <w:tblHeader w:val="false"/>
+        </w:trPr>
+        <w:tc>
+          <w:tcPr>
+            <w:tcW w:type="dxa" w:w="1000"/>
+            <w:tcBorders>
+              <w:top w:val="single" w:color="BFBFBF" w:sz="4"/>
+              <w:left w:val="single" w:color="BFBFBF" w:sz="4"/>
+              <w:bottom w:val="single" w:color="BFBFBF" w:sz="4"/>
+              <w:right w:val="single" w:color="BFBFBF" w:sz="4"/>
+            </w:tcBorders>
+            <w:tcMar>
+              <w:top w:type="dxa" w:w="50"/>
+              <w:left w:type="dxa" w:w="100"/>
+              <w:bottom w:type="dxa" w:w="50"/>
+              <w:right w:type="dxa" w:w="100"/>
+            </w:tcMar>
+          </w:tcPr>
+          <w:p>
+            <w:pPr>
+              <w:jc w:val="center"/>
+            </w:pPr>
+            <w:r>
+              <w:rPr>
+                <w:rFonts w:ascii="Times New Roman" w:hAnsi="Times New Roman" w:eastAsia="宋体"/>
+                <w:b w:val="false"/>
+                <w:bCs w:val="false"/>
+                <w:sz w:val="18"/>
+                <w:szCs w:val="18"/>
+              </w:rPr>
+              <w:t xml:space="preserve">写入</w:t>
+            </w:r>
+          </w:p>
+        </w:tc>
+        <w:tc>
+          <w:tcPr>
+            <w:tcW w:type="dxa" w:w="1000"/>
+            <w:tcBorders>
+              <w:top w:val="single" w:color="BFBFBF" w:sz="4"/>
+              <w:left w:val="single" w:color="BFBFBF" w:sz="4"/>
+              <w:bottom w:val="single" w:color="BFBFBF" w:sz="4"/>
+              <w:right w:val="single" w:color="BFBFBF" w:sz="4"/>
+            </w:tcBorders>
+            <w:tcMar>
+              <w:top w:type="dxa" w:w="50"/>
+              <w:left w:type="dxa" w:w="100"/>
+              <w:bottom w:type="dxa" w:w="50"/>
+              <w:right w:type="dxa" w:w="100"/>
+            </w:tcMar>
+          </w:tcPr>
+          <w:p>
+            <w:pPr>
+              <w:jc w:val="center"/>
+            </w:pPr>
+            <w:r>
+              <w:rPr>
+                <w:rFonts w:ascii="Times New Roman" w:hAnsi="Times New Roman" w:eastAsia="宋体"/>
+                <w:b w:val="false"/>
+                <w:bCs w:val="false"/>
+                <w:sz w:val="18"/>
+                <w:szCs w:val="18"/>
+              </w:rPr>
+              <w:t xml:space="preserve">50</w:t>
+            </w:r>
+          </w:p>
+        </w:tc>
+        <w:tc>
+          <w:tcPr>
+            <w:tcW w:type="dxa" w:w="1800"/>
+            <w:tcBorders>
+              <w:top w:val="single" w:color="BFBFBF" w:sz="4"/>
+              <w:left w:val="single" w:color="BFBFBF" w:sz="4"/>
+              <w:bottom w:val="single" w:color="BFBFBF" w:sz="4"/>
+              <w:right w:val="single" w:color="BFBFBF" w:sz="4"/>
+            </w:tcBorders>
+            <w:tcMar>
+              <w:top w:type="dxa" w:w="50"/>
+              <w:left w:type="dxa" w:w="100"/>
+              <w:bottom w:type="dxa" w:w="50"/>
+              <w:right w:type="dxa" w:w="100"/>
+            </w:tcMar>
+          </w:tcPr>
+          <w:p>
+            <w:pPr>
+              <w:jc w:val="center"/>
+            </w:pPr>
+            <w:r>
+              <w:rPr>
+                <w:rFonts w:ascii="Times New Roman" w:hAnsi="Times New Roman" w:eastAsia="宋体"/>
+                <w:b w:val="false"/>
+                <w:bCs w:val="false"/>
+                <w:sz w:val="18"/>
+                <w:szCs w:val="18"/>
+              </w:rPr>
+              <w:t xml:space="preserve">95.9%</w:t>
+            </w:r>
+          </w:p>
+        </w:tc>
+        <w:tc>
+          <w:tcPr>
+            <w:tcW w:type="dxa" w:w="1900"/>
+            <w:tcBorders>
+              <w:top w:val="single" w:color="BFBFBF" w:sz="4"/>
+              <w:left w:val="single" w:color="BFBFBF" w:sz="4"/>
+              <w:bottom w:val="single" w:color="BFBFBF" w:sz="4"/>
+              <w:right w:val="single" w:color="BFBFBF" w:sz="4"/>
+            </w:tcBorders>
+            <w:tcMar>
+              <w:top w:type="dxa" w:w="50"/>
+              <w:left w:type="dxa" w:w="100"/>
+              <w:bottom w:type="dxa" w:w="50"/>
+              <w:right w:type="dxa" w:w="100"/>
+            </w:tcMar>
+          </w:tcPr>
+          <w:p>
+            <w:pPr>
+              <w:jc w:val="center"/>
+            </w:pPr>
+            <w:r>
+              <w:rPr>
+                <w:rFonts w:ascii="Times New Roman" w:hAnsi="Times New Roman" w:eastAsia="宋体"/>
+                <w:b w:val="false"/>
+                <w:bCs w:val="false"/>
+                <w:sz w:val="18"/>
+                <w:szCs w:val="18"/>
+              </w:rPr>
+              <w:t xml:space="preserve">69.5%</w:t>
+            </w:r>
+          </w:p>
+        </w:tc>
+        <w:tc>
+          <w:tcPr>
+            <w:tcW w:type="dxa" w:w="1700"/>
+            <w:tcBorders>
+              <w:top w:val="single" w:color="BFBFBF" w:sz="4"/>
+              <w:left w:val="single" w:color="BFBFBF" w:sz="4"/>
+              <w:bottom w:val="single" w:color="BFBFBF" w:sz="4"/>
+              <w:right w:val="single" w:color="BFBFBF" w:sz="4"/>
+            </w:tcBorders>
+            <w:tcMar>
+              <w:top w:type="dxa" w:w="50"/>
+              <w:left w:type="dxa" w:w="100"/>
+              <w:bottom w:type="dxa" w:w="50"/>
+              <w:right w:type="dxa" w:w="100"/>
+            </w:tcMar>
+          </w:tcPr>
+          <w:p>
+            <w:pPr>
+              <w:jc w:val="center"/>
+            </w:pPr>
+            <w:r>
+              <w:rPr>
+                <w:rFonts w:ascii="Times New Roman" w:hAnsi="Times New Roman" w:eastAsia="宋体"/>
+                <w:b w:val="false"/>
+                <w:bCs w:val="false"/>
+                <w:sz w:val="18"/>
+                <w:szCs w:val="18"/>
+              </w:rPr>
+              <w:t xml:space="preserve">21.0%</w:t>
+            </w:r>
+          </w:p>
+        </w:tc>
+        <w:tc>
+          <w:tcPr>
+            <w:tcW w:type="dxa" w:w="1626"/>
+            <w:tcBorders>
+              <w:top w:val="single" w:color="BFBFBF" w:sz="4"/>
+              <w:left w:val="single" w:color="BFBFBF" w:sz="4"/>
+              <w:bottom w:val="single" w:color="BFBFBF" w:sz="4"/>
+              <w:right w:val="single" w:color="BFBFBF" w:sz="4"/>
+            </w:tcBorders>
+            <w:tcMar>
+              <w:top w:type="dxa" w:w="50"/>
+              <w:left w:type="dxa" w:w="100"/>
+              <w:bottom w:type="dxa" w:w="50"/>
+              <w:right w:type="dxa" w:w="100"/>
+            </w:tcMar>
+          </w:tcPr>
+          <w:p>
+            <w:pPr>
+              <w:jc w:val="center"/>
+            </w:pPr>
+            <w:r>
+              <w:rPr>
+                <w:rFonts w:ascii="Times New Roman" w:hAnsi="Times New Roman" w:eastAsia="宋体"/>
+                <w:b w:val="false"/>
+                <w:bCs w:val="false"/>
+                <w:sz w:val="18"/>
+                <w:szCs w:val="18"/>
+              </w:rPr>
+              <w:t xml:space="preserve">134</w:t>
+            </w:r>
+          </w:p>
+        </w:tc>
+      </w:tr>
+      <w:tr>
+        <w:trPr>
+          <w:tblHeader w:val="false"/>
+        </w:trPr>
+        <w:tc>
+          <w:tcPr>
+            <w:tcW w:type="dxa" w:w="1000"/>
+            <w:tcBorders>
+              <w:top w:val="single" w:color="BFBFBF" w:sz="4"/>
+              <w:left w:val="single" w:color="BFBFBF" w:sz="4"/>
+              <w:bottom w:val="single" w:color="BFBFBF" w:sz="4"/>
+              <w:right w:val="single" w:color="BFBFBF" w:sz="4"/>
+            </w:tcBorders>
+            <w:tcMar>
+              <w:top w:type="dxa" w:w="50"/>
+              <w:left w:type="dxa" w:w="100"/>
+              <w:bottom w:type="dxa" w:w="50"/>
+              <w:right w:type="dxa" w:w="100"/>
+            </w:tcMar>
+          </w:tcPr>
+          <w:p>
+            <w:pPr>
+              <w:jc w:val="center"/>
+            </w:pPr>
+            <w:r>
+              <w:rPr>
+                <w:rFonts w:ascii="Times New Roman" w:hAnsi="Times New Roman" w:eastAsia="宋体"/>
+                <w:b w:val="false"/>
+                <w:bCs w:val="false"/>
+                <w:sz w:val="18"/>
+                <w:szCs w:val="18"/>
+              </w:rPr>
+              <w:t xml:space="preserve">写入</w:t>
+            </w:r>
+          </w:p>
+        </w:tc>
+        <w:tc>
+          <w:tcPr>
+            <w:tcW w:type="dxa" w:w="1000"/>
+            <w:tcBorders>
+              <w:top w:val="single" w:color="BFBFBF" w:sz="4"/>
+              <w:left w:val="single" w:color="BFBFBF" w:sz="4"/>
+              <w:bottom w:val="single" w:color="BFBFBF" w:sz="4"/>
+              <w:right w:val="single" w:color="BFBFBF" w:sz="4"/>
+            </w:tcBorders>
+            <w:tcMar>
+              <w:top w:type="dxa" w:w="50"/>
+              <w:left w:type="dxa" w:w="100"/>
+              <w:bottom w:type="dxa" w:w="50"/>
+              <w:right w:type="dxa" w:w="100"/>
+            </w:tcMar>
+          </w:tcPr>
+          <w:p>
+            <w:pPr>
+              <w:jc w:val="center"/>
+            </w:pPr>
+            <w:r>
+              <w:rPr>
+                <w:rFonts w:ascii="Times New Roman" w:hAnsi="Times New Roman" w:eastAsia="宋体"/>
+                <w:b w:val="false"/>
+                <w:bCs w:val="false"/>
+                <w:sz w:val="18"/>
+                <w:szCs w:val="18"/>
+              </w:rPr>
+              <w:t xml:space="preserve">100</w:t>
+            </w:r>
+          </w:p>
+        </w:tc>
+        <w:tc>
+          <w:tcPr>
+            <w:tcW w:type="dxa" w:w="1800"/>
+            <w:tcBorders>
+              <w:top w:val="single" w:color="BFBFBF" w:sz="4"/>
+              <w:left w:val="single" w:color="BFBFBF" w:sz="4"/>
+              <w:bottom w:val="single" w:color="BFBFBF" w:sz="4"/>
+              <w:right w:val="single" w:color="BFBFBF" w:sz="4"/>
+            </w:tcBorders>
+            <w:tcMar>
+              <w:top w:type="dxa" w:w="50"/>
+              <w:left w:type="dxa" w:w="100"/>
+              <w:bottom w:type="dxa" w:w="50"/>
+              <w:right w:type="dxa" w:w="100"/>
+            </w:tcMar>
+          </w:tcPr>
+          <w:p>
+            <w:pPr>
+              <w:jc w:val="center"/>
+            </w:pPr>
+            <w:r>
+              <w:rPr>
+                <w:rFonts w:ascii="Times New Roman" w:hAnsi="Times New Roman" w:eastAsia="宋体"/>
+                <w:b w:val="false"/>
+                <w:bCs w:val="false"/>
+                <w:sz w:val="18"/>
+                <w:szCs w:val="18"/>
+              </w:rPr>
+              <w:t xml:space="preserve">97.9%</w:t>
+            </w:r>
+          </w:p>
+        </w:tc>
+        <w:tc>
+          <w:tcPr>
+            <w:tcW w:type="dxa" w:w="1900"/>
+            <w:tcBorders>
+              <w:top w:val="single" w:color="BFBFBF" w:sz="4"/>
+              <w:left w:val="single" w:color="BFBFBF" w:sz="4"/>
+              <w:bottom w:val="single" w:color="BFBFBF" w:sz="4"/>
+              <w:right w:val="single" w:color="BFBFBF" w:sz="4"/>
+            </w:tcBorders>
+            <w:tcMar>
+              <w:top w:type="dxa" w:w="50"/>
+              <w:left w:type="dxa" w:w="100"/>
+              <w:bottom w:type="dxa" w:w="50"/>
+              <w:right w:type="dxa" w:w="100"/>
+            </w:tcMar>
+          </w:tcPr>
+          <w:p>
+            <w:pPr>
+              <w:jc w:val="center"/>
+            </w:pPr>
+            <w:r>
+              <w:rPr>
+                <w:rFonts w:ascii="Times New Roman" w:hAnsi="Times New Roman" w:eastAsia="宋体"/>
+                <w:b w:val="false"/>
+                <w:bCs w:val="false"/>
+                <w:sz w:val="18"/>
+                <w:szCs w:val="18"/>
+              </w:rPr>
+              <w:t xml:space="preserve">70.8%</w:t>
+            </w:r>
+          </w:p>
+        </w:tc>
+        <w:tc>
+          <w:tcPr>
+            <w:tcW w:type="dxa" w:w="1700"/>
+            <w:tcBorders>
+              <w:top w:val="single" w:color="BFBFBF" w:sz="4"/>
+              <w:left w:val="single" w:color="BFBFBF" w:sz="4"/>
+              <w:bottom w:val="single" w:color="BFBFBF" w:sz="4"/>
+              <w:right w:val="single" w:color="BFBFBF" w:sz="4"/>
+            </w:tcBorders>
+            <w:tcMar>
+              <w:top w:type="dxa" w:w="50"/>
+              <w:left w:type="dxa" w:w="100"/>
+              <w:bottom w:type="dxa" w:w="50"/>
+              <w:right w:type="dxa" w:w="100"/>
+            </w:tcMar>
+          </w:tcPr>
+          <w:p>
+            <w:pPr>
+              <w:jc w:val="center"/>
+            </w:pPr>
+            <w:r>
+              <w:rPr>
+                <w:rFonts w:ascii="Times New Roman" w:hAnsi="Times New Roman" w:eastAsia="宋体"/>
+                <w:b w:val="false"/>
+                <w:bCs w:val="false"/>
+                <w:sz w:val="18"/>
+                <w:szCs w:val="18"/>
+              </w:rPr>
+              <w:t xml:space="preserve">24.2%</w:t>
+            </w:r>
+          </w:p>
+        </w:tc>
+        <w:tc>
+          <w:tcPr>
+            <w:tcW w:type="dxa" w:w="1626"/>
+            <w:tcBorders>
+              <w:top w:val="single" w:color="BFBFBF" w:sz="4"/>
+              <w:left w:val="single" w:color="BFBFBF" w:sz="4"/>
+              <w:bottom w:val="single" w:color="BFBFBF" w:sz="4"/>
+              <w:right w:val="single" w:color="BFBFBF" w:sz="4"/>
+            </w:tcBorders>
+            <w:tcMar>
+              <w:top w:type="dxa" w:w="50"/>
+              <w:left w:type="dxa" w:w="100"/>
+              <w:bottom w:type="dxa" w:w="50"/>
+              <w:right w:type="dxa" w:w="100"/>
+            </w:tcMar>
+          </w:tcPr>
+          <w:p>
+            <w:pPr>
+              <w:jc w:val="center"/>
+            </w:pPr>
+            <w:r>
+              <w:rPr>
+                <w:rFonts w:ascii="Times New Roman" w:hAnsi="Times New Roman" w:eastAsia="宋体"/>
+                <w:b w:val="false"/>
+                <w:bCs w:val="false"/>
+                <w:sz w:val="18"/>
+                <w:szCs w:val="18"/>
+              </w:rPr>
+              <w:t xml:space="preserve">134</w:t>
+            </w:r>
+          </w:p>
+        </w:tc>
+      </w:tr>
+      <w:tr>
+        <w:trPr>
+          <w:tblHeader w:val="false"/>
+        </w:trPr>
+        <w:tc>
+          <w:tcPr>
+            <w:tcW w:type="dxa" w:w="1000"/>
+            <w:tcBorders>
+              <w:top w:val="single" w:color="BFBFBF" w:sz="4"/>
+              <w:left w:val="single" w:color="BFBFBF" w:sz="4"/>
+              <w:bottom w:val="single" w:color="BFBFBF" w:sz="4"/>
+              <w:right w:val="single" w:color="BFBFBF" w:sz="4"/>
+            </w:tcBorders>
+            <w:tcMar>
+              <w:top w:type="dxa" w:w="50"/>
+              <w:left w:type="dxa" w:w="100"/>
+              <w:bottom w:type="dxa" w:w="50"/>
+              <w:right w:type="dxa" w:w="100"/>
+            </w:tcMar>
+          </w:tcPr>
+          <w:p>
+            <w:pPr>
+              <w:jc w:val="center"/>
+            </w:pPr>
+            <w:r>
+              <w:rPr>
+                <w:rFonts w:ascii="Times New Roman" w:hAnsi="Times New Roman" w:eastAsia="宋体"/>
+                <w:b w:val="false"/>
+                <w:bCs w:val="false"/>
+                <w:sz w:val="18"/>
+                <w:szCs w:val="18"/>
+              </w:rPr>
+              <w:t xml:space="preserve">写入</w:t>
+            </w:r>
+          </w:p>
+        </w:tc>
+        <w:tc>
+          <w:tcPr>
+            <w:tcW w:type="dxa" w:w="1000"/>
+            <w:tcBorders>
+              <w:top w:val="single" w:color="BFBFBF" w:sz="4"/>
+              <w:left w:val="single" w:color="BFBFBF" w:sz="4"/>
+              <w:bottom w:val="single" w:color="BFBFBF" w:sz="4"/>
+              <w:right w:val="single" w:color="BFBFBF" w:sz="4"/>
+            </w:tcBorders>
+            <w:tcMar>
+              <w:top w:type="dxa" w:w="50"/>
+              <w:left w:type="dxa" w:w="100"/>
+              <w:bottom w:type="dxa" w:w="50"/>
+              <w:right w:type="dxa" w:w="100"/>
+            </w:tcMar>
+          </w:tcPr>
+          <w:p>
+            <w:pPr>
+              <w:jc w:val="center"/>
+            </w:pPr>
+            <w:r>
+              <w:rPr>
+                <w:rFonts w:ascii="Times New Roman" w:hAnsi="Times New Roman" w:eastAsia="宋体"/>
+                <w:b w:val="false"/>
+                <w:bCs w:val="false"/>
+                <w:sz w:val="18"/>
+                <w:szCs w:val="18"/>
+              </w:rPr>
+              <w:t xml:space="preserve">200</w:t>
+            </w:r>
+          </w:p>
+        </w:tc>
+        <w:tc>
+          <w:tcPr>
+            <w:tcW w:type="dxa" w:w="1800"/>
+            <w:tcBorders>
+              <w:top w:val="single" w:color="BFBFBF" w:sz="4"/>
+              <w:left w:val="single" w:color="BFBFBF" w:sz="4"/>
+              <w:bottom w:val="single" w:color="BFBFBF" w:sz="4"/>
+              <w:right w:val="single" w:color="BFBFBF" w:sz="4"/>
+            </w:tcBorders>
+            <w:tcMar>
+              <w:top w:type="dxa" w:w="50"/>
+              <w:left w:type="dxa" w:w="100"/>
+              <w:bottom w:type="dxa" w:w="50"/>
+              <w:right w:type="dxa" w:w="100"/>
+            </w:tcMar>
+          </w:tcPr>
+          <w:p>
+            <w:pPr>
+              <w:jc w:val="center"/>
+            </w:pPr>
+            <w:r>
+              <w:rPr>
+                <w:rFonts w:ascii="Times New Roman" w:hAnsi="Times New Roman" w:eastAsia="宋体"/>
+                <w:b w:val="false"/>
+                <w:bCs w:val="false"/>
+                <w:sz w:val="18"/>
+                <w:szCs w:val="18"/>
+              </w:rPr>
+              <w:t xml:space="preserve">99.2%</w:t>
+            </w:r>
+          </w:p>
+        </w:tc>
+        <w:tc>
+          <w:tcPr>
+            <w:tcW w:type="dxa" w:w="1900"/>
+            <w:tcBorders>
+              <w:top w:val="single" w:color="BFBFBF" w:sz="4"/>
+              <w:left w:val="single" w:color="BFBFBF" w:sz="4"/>
+              <w:bottom w:val="single" w:color="BFBFBF" w:sz="4"/>
+              <w:right w:val="single" w:color="BFBFBF" w:sz="4"/>
+            </w:tcBorders>
+            <w:tcMar>
+              <w:top w:type="dxa" w:w="50"/>
+              <w:left w:type="dxa" w:w="100"/>
+              <w:bottom w:type="dxa" w:w="50"/>
+              <w:right w:type="dxa" w:w="100"/>
+            </w:tcMar>
+          </w:tcPr>
+          <w:p>
+            <w:pPr>
+              <w:jc w:val="center"/>
+            </w:pPr>
+            <w:r>
+              <w:rPr>
+                <w:rFonts w:ascii="Times New Roman" w:hAnsi="Times New Roman" w:eastAsia="宋体"/>
+                <w:b w:val="false"/>
+                <w:bCs w:val="false"/>
+                <w:sz w:val="18"/>
+                <w:szCs w:val="18"/>
+              </w:rPr>
+              <w:t xml:space="preserve">66.9%</w:t>
+            </w:r>
+          </w:p>
+        </w:tc>
+        <w:tc>
+          <w:tcPr>
+            <w:tcW w:type="dxa" w:w="1700"/>
+            <w:tcBorders>
+              <w:top w:val="single" w:color="BFBFBF" w:sz="4"/>
+              <w:left w:val="single" w:color="BFBFBF" w:sz="4"/>
+              <w:bottom w:val="single" w:color="BFBFBF" w:sz="4"/>
+              <w:right w:val="single" w:color="BFBFBF" w:sz="4"/>
+            </w:tcBorders>
+            <w:tcMar>
+              <w:top w:type="dxa" w:w="50"/>
+              <w:left w:type="dxa" w:w="100"/>
+              <w:bottom w:type="dxa" w:w="50"/>
+              <w:right w:type="dxa" w:w="100"/>
+            </w:tcMar>
+          </w:tcPr>
+          <w:p>
+            <w:pPr>
+              <w:jc w:val="center"/>
+            </w:pPr>
+            <w:r>
+              <w:rPr>
+                <w:rFonts w:ascii="Times New Roman" w:hAnsi="Times New Roman" w:eastAsia="宋体"/>
+                <w:b w:val="false"/>
+                <w:bCs w:val="false"/>
+                <w:sz w:val="18"/>
+                <w:szCs w:val="18"/>
+              </w:rPr>
+              <w:t xml:space="preserve">22.9%</w:t>
+            </w:r>
+          </w:p>
+        </w:tc>
+        <w:tc>
+          <w:tcPr>
+            <w:tcW w:type="dxa" w:w="1626"/>
+            <w:tcBorders>
+              <w:top w:val="single" w:color="BFBFBF" w:sz="4"/>
+              <w:left w:val="single" w:color="BFBFBF" w:sz="4"/>
+              <w:bottom w:val="single" w:color="BFBFBF" w:sz="4"/>
+              <w:right w:val="single" w:color="BFBFBF" w:sz="4"/>
+            </w:tcBorders>
+            <w:tcMar>
+              <w:top w:type="dxa" w:w="50"/>
+              <w:left w:type="dxa" w:w="100"/>
+              <w:bottom w:type="dxa" w:w="50"/>
+              <w:right w:type="dxa" w:w="100"/>
+            </w:tcMar>
+          </w:tcPr>
+          <w:p>
+            <w:pPr>
+              <w:jc w:val="center"/>
+            </w:pPr>
+            <w:r>
+              <w:rPr>
+                <w:rFonts w:ascii="Times New Roman" w:hAnsi="Times New Roman" w:eastAsia="宋体"/>
+                <w:b w:val="false"/>
+                <w:bCs w:val="false"/>
+                <w:sz w:val="18"/>
+                <w:szCs w:val="18"/>
+              </w:rPr>
+              <w:t xml:space="preserve">134→199</w:t>
             </w:r>
           </w:p>
         </w:tc>
@@ -10378,7 +11756,7 @@
           <w:sz w:val="18"/>
           <w:szCs w:val="18"/>
         </w:rPr>
-        <w:t xml:space="preserve">表 7  吞吐上限测试稳态阶段各节点平均 CPU 使用率（irate 10s）</w:t>
+        <w:t xml:space="preserve">表 7  吞吐上限测试稳态阶段各节点平均 CPU 使用率（irate 10s）与压测期间 JVM 活跃线程数</w:t>
       </w:r>
     </w:p>
     <w:p>
@@ -10392,6 +11770,79 @@
           <w:szCs w:val="21"/>
         </w:rPr>
         <w:t xml:space="preserve">监控数据给出了瓶颈所在：读写测试的稳态阶段，应用节点 CPU 都在约 96%–99%，而压测机只有 20%–32%，可以排除压测机成为瓶颈的可能。数据库节点在读取时约 27%–30%，写入时升到 63%–71%，虽然未满，但写入时数据库的负担明显更重。因此在本环境下，读写吞吐量都受限于应用服务器的 2 核 CPU；写入的上限约为读取的 0.53 倍，原因是每次写入在应用端要做参数校验、实体构造、事务管理和 INSERT，在数据库端还要写日志和提交事务，单次请求消耗的 CPU 比按主键查询多得多。</w:t>
+      </w:r>
+    </w:p>
+    <w:p>
+      <w:pPr>
+        <w:spacing w:before="120" w:after="60"/>
+        <w:jc w:val="center"/>
+      </w:pPr>
+      <w:r>
+        <w:drawing>
+          <wp:inline distT="0" distB="0" distL="0" distR="0">
+            <wp:extent cx="5715000" cy="5534025"/>
+            <wp:effectExtent t="0" r="0" b="0" l="0"/>
+            <wp:docPr id="1" name="" descr="" title=""/>
+            <wp:cNvGraphicFramePr>
+              <a:graphicFrameLocks xmlns:a="http://schemas.openxmlformats.org/drawingml/2006/main" noChangeAspect="1"/>
+            </wp:cNvGraphicFramePr>
+            <a:graphic xmlns:a="http://schemas.openxmlformats.org/drawingml/2006/main">
+              <a:graphicData uri="http://schemas.openxmlformats.org/drawingml/2006/picture">
+                <pic:pic xmlns:pic="http://schemas.openxmlformats.org/drawingml/2006/picture">
+                  <pic:nvPicPr>
+                    <pic:cNvPr id="0" name="" descr=""/>
+                    <pic:cNvPicPr>
+                      <a:picLocks noChangeAspect="1" noChangeArrowheads="1"/>
+                    </pic:cNvPicPr>
+                  </pic:nvPicPr>
+                  <pic:blipFill>
+                    <a:blip r:embed="rId12" cstate="none"/>
+                    <a:srcRect/>
+                    <a:stretch>
+                      <a:fillRect/>
+                    </a:stretch>
+                  </pic:blipFill>
+                  <pic:spPr bwMode="auto">
+                    <a:xfrm>
+                      <a:off x="0" y="0"/>
+                      <a:ext cx="5715000" cy="5534025"/>
+                    </a:xfrm>
+                    <a:prstGeom prst="rect">
+                      <a:avLst/>
+                    </a:prstGeom>
+                  </pic:spPr>
+                </pic:pic>
+              </a:graphicData>
+            </a:graphic>
+          </wp:inline>
+        </w:drawing>
+      </w:r>
+    </w:p>
+    <w:p>
+      <w:pPr>
+        <w:spacing w:before="60" w:after="200"/>
+        <w:jc w:val="center"/>
+      </w:pPr>
+      <w:r>
+        <w:rPr>
+          <w:rFonts w:ascii="Times New Roman" w:hAnsi="Times New Roman" w:eastAsia="宋体"/>
+          <w:sz w:val="18"/>
+          <w:szCs w:val="18"/>
+        </w:rPr>
+        <w:t xml:space="preserve">图 5  吞吐上限测试中 200 线程写入期间的 JVM 活跃线程、各节点 CPU 及内存使用率</w:t>
+      </w:r>
+    </w:p>
+    <w:p>
+      <w:pPr>
+        <w:spacing w:line="360" w:after="120"/>
+      </w:pPr>
+      <w:r>
+        <w:rPr>
+          <w:rFonts w:ascii="Times New Roman" w:hAnsi="Times New Roman" w:eastAsia="宋体"/>
+          <w:sz w:val="21"/>
+          <w:szCs w:val="21"/>
+        </w:rPr>
+        <w:t xml:space="preserve">与第一部分不同，吞吐上限测试中的线程连续发送请求，应用 CPU 已满，请求在服务器端排队。JVM 活跃线程只在 200 线程的两组中明显增加：读取由 116 增至 216，写入由 134 增至 199，都发生在升压结束（约第 5–7 秒）、200 个线程全部开始发送请求之后，说明此时同时处理的请求超过了预先创建的空闲线程，Tomcat 开始新建工作线程。20–100 线程各组基本没有增加；写入这几组的 134 是更早的测试留下的线程。监控数据显示，多余的线程在空闲约 1 分钟后被回收，回落到 115。图 5 中虚线为指导书要求的记录规则，其上升比原始指标晚 20 多秒，这就是记录规则 30 秒计算一次造成的滞后。</w:t>
       </w:r>
     </w:p>
     <w:p>
